--- a/Articles/2026-09-28_Set_01/001_What_Is_Pricing_Power.docx
+++ b/Articles/2026-09-28_Set_01/001_What_Is_Pricing_Power.docx
@@ -4,82 +4,8 @@
   <w:body>
     <w:p>
       <w:pPr>
-        <w:spacing w:after="60" w:before="200"/>
-      </w:pPr>
-      <w:r>
-        <w:rPr>
-          <w:rFonts w:ascii="Georgia" w:cs="Georgia" w:eastAsia="Georgia" w:hAnsi="Georgia"/>
-          <w:b/>
-          <w:bCs/>
-          <w:color w:val="444444"/>
-          <w:sz w:val="20"/>
-          <w:szCs w:val="20"/>
-        </w:rPr>
-        <w:t xml:space="preserve">SEO Title</w:t>
-      </w:r>
-    </w:p>
-    <w:p>
-      <w:pPr>
-        <w:spacing w:after="200"/>
-      </w:pPr>
-      <w:r>
-        <w:rPr>
-          <w:rFonts w:ascii="Georgia" w:cs="Georgia" w:eastAsia="Georgia" w:hAnsi="Georgia"/>
-          <w:sz w:val="23"/>
-          <w:szCs w:val="23"/>
-        </w:rPr>
-        <w:t xml:space="preserve">What Is Pricing Power? Why It Matters for Investors</w:t>
-      </w:r>
-    </w:p>
-    <w:p>
-      <w:pPr>
-        <w:spacing w:after="60" w:before="200"/>
-      </w:pPr>
-      <w:r>
-        <w:rPr>
-          <w:rFonts w:ascii="Georgia" w:cs="Georgia" w:eastAsia="Georgia" w:hAnsi="Georgia"/>
-          <w:b/>
-          <w:bCs/>
-          <w:color w:val="444444"/>
-          <w:sz w:val="20"/>
-          <w:szCs w:val="20"/>
-        </w:rPr>
-        <w:t xml:space="preserve">Meta Description</w:t>
-      </w:r>
-    </w:p>
-    <w:p>
-      <w:pPr>
-        <w:spacing w:after="200"/>
-      </w:pPr>
-      <w:r>
-        <w:rPr>
-          <w:rFonts w:ascii="Georgia" w:cs="Georgia" w:eastAsia="Georgia" w:hAnsi="Georgia"/>
-          <w:sz w:val="23"/>
-          <w:szCs w:val="23"/>
-        </w:rPr>
-        <w:t xml:space="preserve">Pricing power lets a company raise prices without losing customers. Here's how it works, how to spot it, and why investors track it closely.</w:t>
-      </w:r>
-    </w:p>
-    <w:p>
-      <w:pPr>
-        <w:spacing w:after="60" w:before="200"/>
-      </w:pPr>
-      <w:r>
-        <w:rPr>
-          <w:rFonts w:ascii="Georgia" w:cs="Georgia" w:eastAsia="Georgia" w:hAnsi="Georgia"/>
-          <w:b/>
-          <w:bCs/>
-          <w:color w:val="444444"/>
-          <w:sz w:val="20"/>
-          <w:szCs w:val="20"/>
-        </w:rPr>
-        <w:t xml:space="preserve">Article</w:t>
-      </w:r>
-    </w:p>
-    <w:p>
-      <w:pPr>
         <w:pStyle w:val="Heading1"/>
-        <w:spacing w:after="200" w:before="240"/>
+        <w:spacing w:after="200" w:before="0"/>
       </w:pPr>
       <w:r>
         <w:rPr>
@@ -233,222 +159,14 @@
     </w:p>
     <w:p>
       <w:pPr>
-        <w:pageBreakBefore/>
-      </w:pPr>
-    </w:p>
-    <w:p>
-      <w:pPr>
-        <w:spacing w:after="300"/>
-      </w:pPr>
-      <w:r>
-        <w:rPr>
-          <w:rFonts w:ascii="Georgia" w:cs="Georgia" w:eastAsia="Georgia" w:hAnsi="Georgia"/>
-          <w:b/>
-          <w:bCs/>
-          <w:i/>
-          <w:iCs/>
-          <w:color w:val="888888"/>
+        <w:spacing w:after="0" w:before="280"/>
+      </w:pPr>
+      <w:r>
+        <w:rPr>
+          <w:rFonts w:ascii="Georgia" w:cs="Georgia" w:eastAsia="Georgia" w:hAnsi="Georgia"/>
+          <w:color w:val="1F4E78"/>
           <w:sz w:val="22"/>
           <w:szCs w:val="22"/>
-        </w:rPr>
-        <w:t xml:space="preserve">PRODUCTION METADATA (not part of the published article)</w:t>
-      </w:r>
-    </w:p>
-    <w:p>
-      <w:pPr>
-        <w:spacing w:after="120" w:before="100"/>
-      </w:pPr>
-      <w:r>
-        <w:rPr>
-          <w:rFonts w:ascii="Georgia" w:cs="Georgia" w:eastAsia="Georgia" w:hAnsi="Georgia"/>
-          <w:b/>
-          <w:bCs/>
-          <w:color w:val="1F4E78"/>
-          <w:sz w:val="24"/>
-          <w:szCs w:val="24"/>
-        </w:rPr>
-        <w:t xml:space="preserve">MPLY Section / Placement</w:t>
-      </w:r>
-    </w:p>
-    <w:p>
-      <w:pPr>
-        <w:spacing w:after="200"/>
-      </w:pPr>
-      <w:r>
-        <w:rPr>
-          <w:rFonts w:ascii="Georgia" w:cs="Georgia" w:eastAsia="Georgia" w:hAnsi="Georgia"/>
-          <w:sz w:val="23"/>
-          <w:szCs w:val="23"/>
-        </w:rPr>
-        <w:t xml:space="preserve">MPLY Decision: Brief Mention</w:t>
-      </w:r>
-    </w:p>
-    <w:p>
-      <w:pPr>
-        <w:spacing w:after="200"/>
-      </w:pPr>
-      <w:r>
-        <w:rPr>
-          <w:rFonts w:ascii="Georgia" w:cs="Georgia" w:eastAsia="Georgia" w:hAnsi="Georgia"/>
-          <w:sz w:val="23"/>
-          <w:szCs w:val="23"/>
-        </w:rPr>
-        <w:t xml:space="preserve">Placement: Brief Mention</w:t>
-      </w:r>
-    </w:p>
-    <w:p>
-      <w:pPr>
-        <w:spacing w:after="200"/>
-      </w:pPr>
-      <w:r>
-        <w:rPr>
-          <w:rFonts w:ascii="Georgia" w:cs="Georgia" w:eastAsia="Georgia" w:hAnsi="Georgia"/>
-          <w:sz w:val="23"/>
-          <w:szCs w:val="23"/>
-        </w:rPr>
-        <w:t xml:space="preserve">One sentence in the closing paragraph connects sustained pricing power to the type of durable-advantage screening MPLY performs, without a dedicated section or heading. Matches the brief's 'Strong thematic / Brief Mention' guidance.</w:t>
-      </w:r>
-    </w:p>
-    <w:p>
-      <w:pPr>
-        <w:spacing w:after="120" w:before="100"/>
-      </w:pPr>
-      <w:r>
-        <w:rPr>
-          <w:rFonts w:ascii="Georgia" w:cs="Georgia" w:eastAsia="Georgia" w:hAnsi="Georgia"/>
-          <w:b/>
-          <w:bCs/>
-          <w:color w:val="1F4E78"/>
-          <w:sz w:val="24"/>
-          <w:szCs w:val="24"/>
-        </w:rPr>
-        <w:t xml:space="preserve">Visual Decision</w:t>
-      </w:r>
-    </w:p>
-    <w:p>
-      <w:pPr>
-        <w:spacing w:after="200"/>
-      </w:pPr>
-      <w:r>
-        <w:rPr>
-          <w:rFonts w:ascii="Georgia" w:cs="Georgia" w:eastAsia="Georgia" w:hAnsi="Georgia"/>
-          <w:sz w:val="23"/>
-          <w:szCs w:val="23"/>
-        </w:rPr>
-        <w:t xml:space="preserve">Visual Decision: No</w:t>
-      </w:r>
-    </w:p>
-    <w:p>
-      <w:pPr>
-        <w:spacing w:after="120" w:before="100"/>
-      </w:pPr>
-      <w:r>
-        <w:rPr>
-          <w:rFonts w:ascii="Georgia" w:cs="Georgia" w:eastAsia="Georgia" w:hAnsi="Georgia"/>
-          <w:b/>
-          <w:bCs/>
-          <w:color w:val="1F4E78"/>
-          <w:sz w:val="24"/>
-          <w:szCs w:val="24"/>
-        </w:rPr>
-        <w:t xml:space="preserve">Internal Link Suggestions</w:t>
-      </w:r>
-    </w:p>
-    <w:p>
-      <w:pPr>
-        <w:pStyle w:val="ListParagraph"/>
-        <w:numPr>
-          <w:ilvl w:val="0"/>
-          <w:numId w:val="1"/>
-        </w:numPr>
-        <w:spacing w:after="100"/>
-      </w:pPr>
-      <w:r>
-        <w:rPr>
-          <w:rFonts w:ascii="Georgia" w:cs="Georgia" w:eastAsia="Georgia" w:hAnsi="Georgia"/>
-          <w:sz w:val="23"/>
-          <w:szCs w:val="23"/>
-        </w:rPr>
-        <w:t xml:space="preserve">Anchor: 'economic moat' -&gt; Target article: What Is a Competitive Moat in Investing</w:t>
-      </w:r>
-    </w:p>
-    <w:p>
-      <w:pPr>
-        <w:pStyle w:val="ListParagraph"/>
-        <w:numPr>
-          <w:ilvl w:val="0"/>
-          <w:numId w:val="1"/>
-        </w:numPr>
-        <w:spacing w:after="100"/>
-      </w:pPr>
-      <w:r>
-        <w:rPr>
-          <w:rFonts w:ascii="Georgia" w:cs="Georgia" w:eastAsia="Georgia" w:hAnsi="Georgia"/>
-          <w:sz w:val="23"/>
-          <w:szCs w:val="23"/>
-        </w:rPr>
-        <w:t xml:space="preserve">Anchor: 'switching costs' -&gt; Target article: What Are Switching Costs and Why Do They Matter</w:t>
-      </w:r>
-    </w:p>
-    <w:p>
-      <w:pPr>
-        <w:spacing w:after="120" w:before="100"/>
-      </w:pPr>
-      <w:r>
-        <w:rPr>
-          <w:rFonts w:ascii="Georgia" w:cs="Georgia" w:eastAsia="Georgia" w:hAnsi="Georgia"/>
-          <w:b/>
-          <w:bCs/>
-          <w:color w:val="1F4E78"/>
-          <w:sz w:val="24"/>
-          <w:szCs w:val="24"/>
-        </w:rPr>
-        <w:t xml:space="preserve">External Sources</w:t>
-      </w:r>
-    </w:p>
-    <w:p>
-      <w:pPr>
-        <w:pStyle w:val="ListParagraph"/>
-        <w:numPr>
-          <w:ilvl w:val="0"/>
-          <w:numId w:val="1"/>
-        </w:numPr>
-        <w:spacing w:after="100"/>
-      </w:pPr>
-      <w:r>
-        <w:rPr>
-          <w:rFonts w:ascii="Georgia" w:cs="Georgia" w:eastAsia="Georgia" w:hAnsi="Georgia"/>
-          <w:sz w:val="23"/>
-          <w:szCs w:val="23"/>
-        </w:rPr>
-        <w:t xml:space="preserve">Concepts described (demand elasticity, gross margin analysis) reflect standard microeconomic and equity-analysis framing; no proprietary data or statistics were cited.</w:t>
-      </w:r>
-    </w:p>
-    <w:p>
-      <w:pPr>
-        <w:spacing w:after="120" w:before="100"/>
-      </w:pPr>
-      <w:r>
-        <w:rPr>
-          <w:rFonts w:ascii="Georgia" w:cs="Georgia" w:eastAsia="Georgia" w:hAnsi="Georgia"/>
-          <w:b/>
-          <w:bCs/>
-          <w:color w:val="1F4E78"/>
-          <w:sz w:val="24"/>
-          <w:szCs w:val="24"/>
-        </w:rPr>
-        <w:t xml:space="preserve">Social Hashtags</w:t>
-      </w:r>
-    </w:p>
-    <w:p>
-      <w:pPr>
-        <w:spacing w:after="200"/>
-      </w:pPr>
-      <w:r>
-        <w:rPr>
-          <w:rFonts w:ascii="Georgia" w:cs="Georgia" w:eastAsia="Georgia" w:hAnsi="Georgia"/>
-          <w:sz w:val="23"/>
-          <w:szCs w:val="23"/>
         </w:rPr>
         <w:t xml:space="preserve">#PricingPower #InvestingBasics #CompetitiveAdvantage</w:t>
       </w:r>

--- a/Articles/2026-09-28_Set_01/001_What_Is_Pricing_Power.docx
+++ b/Articles/2026-09-28_Set_01/001_What_Is_Pricing_Power.docx
@@ -154,7 +154,196 @@
           <w:sz w:val="23"/>
           <w:szCs w:val="23"/>
         </w:rPr>
-        <w:t xml:space="preserve">Durable pricing power, sustained over many years and multiple price increases, is a different and rarer thing than a single successful price hike. That durability is part of what separates a business with a genuine competitive advantage from one simply benefiting from a temporary supply shortage or a one-time product cycle. It is also one of the characteristics that actively managed funds screening for monopolistic or oligopolistic business traits, such as the MPLY ETF, look for when evaluating whether a company's advantage is likely to hold up over time.</w:t>
+        <w:t xml:space="preserve">Durable pricing power, sustained over many years and multiple price increases, is a different and rarer thing than a single successful price hike. That durability is part of what separates a business with a genuine competitive advantage from one simply benefiting from a temporary supply shortage or a one-time product cycle.</w:t>
+      </w:r>
+    </w:p>
+    <w:p>
+      <w:pPr>
+        <w:pStyle w:val="Heading2"/>
+        <w:spacing w:after="140" w:before="260"/>
+      </w:pPr>
+      <w:r>
+        <w:rPr>
+          <w:rFonts w:ascii="Georgia" w:cs="Georgia" w:eastAsia="Georgia" w:hAnsi="Georgia"/>
+          <w:b/>
+          <w:bCs/>
+          <w:sz w:val="26"/>
+          <w:szCs w:val="26"/>
+        </w:rPr>
+        <w:t xml:space="preserve">Why MPLY Treats Pricing Power as a Core Signal</w:t>
+      </w:r>
+    </w:p>
+    <w:p>
+      <w:pPr>
+        <w:spacing w:after="200"/>
+      </w:pPr>
+      <w:r>
+        <w:rPr>
+          <w:rFonts w:ascii="Georgia" w:cs="Georgia" w:eastAsia="Georgia" w:hAnsi="Georgia"/>
+          <w:sz w:val="23"/>
+          <w:szCs w:val="23"/>
+        </w:rPr>
+        <w:t xml:space="preserve">Pricing power is not a side note in how the Strategy Shares Monopoly ETF (MPLY) selects holdings. It is one of the specific characteristics named in the fund's stated screening criteria, alongside brand dominance, regulatory exclusivity, industry concentration, high barriers to market entry, and network effects. The fund's managers are actively looking for businesses that can set or hold prices with limited competitive pushback, on the theory that this kind of position tends to accompany the broader monopolistic or oligopolistic characteristics the fund targets.</w:t>
+      </w:r>
+    </w:p>
+    <w:p>
+      <w:pPr>
+        <w:spacing w:after="200"/>
+      </w:pPr>
+      <w:r>
+        <w:rPr>
+          <w:rFonts w:ascii="Georgia" w:cs="Georgia" w:eastAsia="Georgia" w:hAnsi="Georgia"/>
+          <w:sz w:val="23"/>
+          <w:szCs w:val="23"/>
+        </w:rPr>
+        <w:t xml:space="preserve">In practice, pricing power rarely shows up alone in MPLY's evaluation. A company that can raise prices today but faces easy substitution, low switching costs, or an absence of real barriers to entry does not fit the fund's broader thesis, even if a temporary price increase looks impressive on paper. What the fund's approach is built around is the combination: pricing power that coexists with the structural advantages that make it durable, such as a dominant market position, control over a supply chain, or intellectual property that a competitor cannot simply replicate.</w:t>
+      </w:r>
+    </w:p>
+    <w:p>
+      <w:pPr>
+        <w:spacing w:after="200"/>
+      </w:pPr>
+      <w:r>
+        <w:rPr>
+          <w:rFonts w:ascii="Georgia" w:cs="Georgia" w:eastAsia="Georgia" w:hAnsi="Georgia"/>
+          <w:sz w:val="23"/>
+          <w:szCs w:val="23"/>
+        </w:rPr>
+        <w:t xml:space="preserve">Some of MPLY's largest current holdings illustrate the kind of pricing behavior the fund's screen is designed to capture. </w:t>
+      </w:r>
+      <w:r>
+        <w:rPr>
+          <w:rFonts w:ascii="Georgia" w:cs="Georgia" w:eastAsia="Georgia" w:hAnsi="Georgia"/>
+          <w:b/>
+          <w:bCs/>
+          <w:sz w:val="23"/>
+          <w:szCs w:val="23"/>
+        </w:rPr>
+        <w:t xml:space="preserve">Nvidia</w:t>
+      </w:r>
+      <w:r>
+        <w:rPr>
+          <w:rFonts w:ascii="Georgia" w:cs="Georgia" w:eastAsia="Georgia" w:hAnsi="Georgia"/>
+          <w:sz w:val="23"/>
+          <w:szCs w:val="23"/>
+        </w:rPr>
+        <w:t xml:space="preserve">, the fund's largest position, has been able to sustain premium pricing on its data-center GPUs through a period of surging AI infrastructure demand, a position reinforced by its dominant share of AI accelerator hardware. </w:t>
+      </w:r>
+      <w:r>
+        <w:rPr>
+          <w:rFonts w:ascii="Georgia" w:cs="Georgia" w:eastAsia="Georgia" w:hAnsi="Georgia"/>
+          <w:b/>
+          <w:bCs/>
+          <w:sz w:val="23"/>
+          <w:szCs w:val="23"/>
+        </w:rPr>
+        <w:t xml:space="preserve">Apple</w:t>
+      </w:r>
+      <w:r>
+        <w:rPr>
+          <w:rFonts w:ascii="Georgia" w:cs="Georgia" w:eastAsia="Georgia" w:hAnsi="Georgia"/>
+          <w:sz w:val="23"/>
+          <w:szCs w:val="23"/>
+        </w:rPr>
+        <w:t xml:space="preserve">, also among the fund's top holdings, has maintained premium iPhone pricing for years despite the availability of far cheaper Android alternatives, a pattern generally attributed to brand loyalty and ecosystem lock-in rather than any single feature advantage. Neither company qualifies for MPLY's portfolio on pricing power alone, but pricing power is part of the case for both.</w:t>
+      </w:r>
+    </w:p>
+    <w:p>
+      <w:pPr>
+        <w:spacing w:after="200"/>
+      </w:pPr>
+      <w:r>
+        <w:rPr>
+          <w:rFonts w:ascii="Georgia" w:cs="Georgia" w:eastAsia="Georgia" w:hAnsi="Georgia"/>
+          <w:sz w:val="23"/>
+          <w:szCs w:val="23"/>
+        </w:rPr>
+        <w:t xml:space="preserve">A reader researching MPLY through this lens should look past the price increase itself and ask what is protecting it: a patent, a network effect, a regulatory position, a brand that customers will pay to stay loyal to. Pricing power without one of those underlying protections tends to be temporary, and MPLY's methodology is built around finding the more durable version. This is also a limitation worth being direct about: pricing power is evidence of a possible moat, not proof of one, and the fund's own selection process relies on the manager's active judgment about which companies clear that bar, not a mechanical rule.</w:t>
+      </w:r>
+    </w:p>
+    <w:p>
+      <w:pPr>
+        <w:spacing w:after="200"/>
+      </w:pPr>
+      <w:r>
+        <w:rPr>
+          <w:rFonts w:ascii="Georgia" w:cs="Georgia" w:eastAsia="Georgia" w:hAnsi="Georgia"/>
+          <w:sz w:val="23"/>
+          <w:szCs w:val="23"/>
+        </w:rPr>
+        <w:t xml:space="preserve">Readers who want to see how this criterion plays out across a full portfolio can review </w:t>
+      </w:r>
+      <w:hyperlink w:history="1" r:id="rIdjkemoacn16zt8oq8fk_u-">
+        <w:r>
+          <w:rPr>
+            <w:rFonts w:ascii="Georgia" w:cs="Georgia" w:eastAsia="Georgia" w:hAnsi="Georgia"/>
+            <w:color w:val="1155CC"/>
+            <w:sz w:val="23"/>
+            <w:szCs w:val="23"/>
+            <w:u w:val="single"/>
+          </w:rPr>
+          <w:t xml:space="preserve">MPLY's current holdings and investment approach</w:t>
+        </w:r>
+      </w:hyperlink>
+      <w:r>
+        <w:rPr>
+          <w:rFonts w:ascii="Georgia" w:cs="Georgia" w:eastAsia="Georgia" w:hAnsi="Georgia"/>
+          <w:sz w:val="23"/>
+          <w:szCs w:val="23"/>
+        </w:rPr>
+        <w:t xml:space="preserve"> on the fund's official page.</w:t>
+      </w:r>
+    </w:p>
+    <w:p>
+      <w:pPr>
+        <w:pStyle w:val="Heading2"/>
+        <w:spacing w:after="140" w:before="260"/>
+      </w:pPr>
+      <w:r>
+        <w:rPr>
+          <w:rFonts w:ascii="Georgia" w:cs="Georgia" w:eastAsia="Georgia" w:hAnsi="Georgia"/>
+          <w:b/>
+          <w:bCs/>
+          <w:sz w:val="26"/>
+          <w:szCs w:val="26"/>
+        </w:rPr>
+        <w:t xml:space="preserve">Sources</w:t>
+      </w:r>
+    </w:p>
+    <w:p>
+      <w:pPr>
+        <w:pStyle w:val="ListParagraph"/>
+        <w:numPr>
+          <w:ilvl w:val="0"/>
+          <w:numId w:val="1"/>
+        </w:numPr>
+        <w:spacing w:after="100"/>
+      </w:pPr>
+      <w:r>
+        <w:rPr>
+          <w:rFonts w:ascii="Georgia" w:cs="Georgia" w:eastAsia="Georgia" w:hAnsi="Georgia"/>
+          <w:sz w:val="23"/>
+          <w:szCs w:val="23"/>
+        </w:rPr>
+        <w:t xml:space="preserve">Strategy Shares Monopoly ETF official fund page (screening criteria, current holdings): strategysharesetfs.com/mply</w:t>
+      </w:r>
+    </w:p>
+    <w:p>
+      <w:pPr>
+        <w:pStyle w:val="ListParagraph"/>
+        <w:numPr>
+          <w:ilvl w:val="0"/>
+          <w:numId w:val="1"/>
+        </w:numPr>
+        <w:spacing w:after="100"/>
+      </w:pPr>
+      <w:r>
+        <w:rPr>
+          <w:rFonts w:ascii="Georgia" w:cs="Georgia" w:eastAsia="Georgia" w:hAnsi="Georgia"/>
+          <w:sz w:val="23"/>
+          <w:szCs w:val="23"/>
+        </w:rPr>
+        <w:t xml:space="preserve">stockanalysis.com/etf/mply (holdings weights, fetched 2026-09-23)</w:t>
       </w:r>
     </w:p>
     <w:p>

--- a/Articles/2026-09-28_Set_01/001_What_Is_Pricing_Power.docx
+++ b/Articles/2026-09-28_Set_01/001_What_Is_Pricing_Power.docx
@@ -273,7 +273,7 @@
         </w:rPr>
         <w:t xml:space="preserve">Readers who want to see how this criterion plays out across a full portfolio can review </w:t>
       </w:r>
-      <w:hyperlink w:history="1" r:id="rIdjkemoacn16zt8oq8fk_u-">
+      <w:hyperlink w:history="1" r:id="rId_8cam4ltw92er7apzhqdl">
         <w:r>
           <w:rPr>
             <w:rFonts w:ascii="Georgia" w:cs="Georgia" w:eastAsia="Georgia" w:hAnsi="Georgia"/>

--- a/Articles/2026-09-28_Set_01/001_What_Is_Pricing_Power.docx
+++ b/Articles/2026-09-28_Set_01/001_What_Is_Pricing_Power.docx
@@ -273,7 +273,7 @@
         </w:rPr>
         <w:t xml:space="preserve">Readers who want to see how this criterion plays out across a full portfolio can review </w:t>
       </w:r>
-      <w:hyperlink w:history="1" r:id="rId_8cam4ltw92er7apzhqdl">
+      <w:hyperlink w:history="1" r:id="rIdp9nfiqkid-zmv75uo1nbb">
         <w:r>
           <w:rPr>
             <w:rFonts w:ascii="Georgia" w:cs="Georgia" w:eastAsia="Georgia" w:hAnsi="Georgia"/>
@@ -357,7 +357,7 @@
           <w:sz w:val="22"/>
           <w:szCs w:val="22"/>
         </w:rPr>
-        <w:t xml:space="preserve">#PricingPower #InvestingBasics #CompetitiveAdvantage</w:t>
+        <w:t xml:space="preserve">#PricingPower #CompetitiveAdvantage #EconomicMoat #MPLY #Investing #QualityInvesting #Fundamentals</w:t>
       </w:r>
     </w:p>
     <w:sectPr>

--- a/Articles/2026-09-28_Set_01/001_What_Is_Pricing_Power.docx
+++ b/Articles/2026-09-28_Set_01/001_What_Is_Pricing_Power.docx
@@ -273,7 +273,7 @@
         </w:rPr>
         <w:t xml:space="preserve">Readers who want to see how this criterion plays out across a full portfolio can review </w:t>
       </w:r>
-      <w:hyperlink w:history="1" r:id="rIdp9nfiqkid-zmv75uo1nbb">
+      <w:hyperlink w:history="1" r:id="rIdgl8sgnblrykebv4dsaiar">
         <w:r>
           <w:rPr>
             <w:rFonts w:ascii="Georgia" w:cs="Georgia" w:eastAsia="Georgia" w:hAnsi="Georgia"/>
@@ -307,6 +307,134 @@
           <w:sz w:val="26"/>
           <w:szCs w:val="26"/>
         </w:rPr>
+        <w:t xml:space="preserve">FAQ</w:t>
+      </w:r>
+    </w:p>
+    <w:p>
+      <w:pPr>
+        <w:spacing w:after="60" w:before="160"/>
+      </w:pPr>
+      <w:r>
+        <w:rPr>
+          <w:rFonts w:ascii="Georgia" w:cs="Georgia" w:eastAsia="Georgia" w:hAnsi="Georgia"/>
+          <w:b/>
+          <w:bCs/>
+          <w:sz w:val="23"/>
+          <w:szCs w:val="23"/>
+        </w:rPr>
+        <w:t xml:space="preserve">Is pricing power just another way of saying a company is expensive?</w:t>
+      </w:r>
+    </w:p>
+    <w:p>
+      <w:pPr>
+        <w:spacing w:after="200"/>
+      </w:pPr>
+      <w:r>
+        <w:rPr>
+          <w:rFonts w:ascii="Georgia" w:cs="Georgia" w:eastAsia="Georgia" w:hAnsi="Georgia"/>
+          <w:sz w:val="23"/>
+          <w:szCs w:val="23"/>
+        </w:rPr>
+        <w:t xml:space="preserve">No. Pricing power is about the ability to raise prices without losing customers, not about the price level itself. A budget retailer with strong pricing power can still raise prices modestly and keep customers; a premium brand with weak pricing power can lose customers the moment it pushes prices higher, regardless of how expensive it already is.</w:t>
+      </w:r>
+    </w:p>
+    <w:p>
+      <w:pPr>
+        <w:spacing w:after="60" w:before="160"/>
+      </w:pPr>
+      <w:r>
+        <w:rPr>
+          <w:rFonts w:ascii="Georgia" w:cs="Georgia" w:eastAsia="Georgia" w:hAnsi="Georgia"/>
+          <w:b/>
+          <w:bCs/>
+          <w:sz w:val="23"/>
+          <w:szCs w:val="23"/>
+        </w:rPr>
+        <w:t xml:space="preserve">How can I tell if a price increase reflects pricing power or just inflation pass-through?</w:t>
+      </w:r>
+    </w:p>
+    <w:p>
+      <w:pPr>
+        <w:spacing w:after="200"/>
+      </w:pPr>
+      <w:r>
+        <w:rPr>
+          <w:rFonts w:ascii="Georgia" w:cs="Georgia" w:eastAsia="Georgia" w:hAnsi="Georgia"/>
+          <w:sz w:val="23"/>
+          <w:szCs w:val="23"/>
+        </w:rPr>
+        <w:t xml:space="preserve">Watch what happens to gross margin, not just revenue. If a company raises prices in step with rising input costs and margins hold flat, that is closer to inflation pass-through, keeping up rather than gaining ground. Real pricing power usually shows up as margin expansion: revenue grows faster than the cost of what's being sold, meaning the company captured more than it needed to just to stay even.</w:t>
+      </w:r>
+    </w:p>
+    <w:p>
+      <w:pPr>
+        <w:spacing w:after="60" w:before="160"/>
+      </w:pPr>
+      <w:r>
+        <w:rPr>
+          <w:rFonts w:ascii="Georgia" w:cs="Georgia" w:eastAsia="Georgia" w:hAnsi="Georgia"/>
+          <w:b/>
+          <w:bCs/>
+          <w:sz w:val="23"/>
+          <w:szCs w:val="23"/>
+        </w:rPr>
+        <w:t xml:space="preserve">Does pricing power on its own prove a company has a durable moat?</w:t>
+      </w:r>
+    </w:p>
+    <w:p>
+      <w:pPr>
+        <w:spacing w:after="200"/>
+      </w:pPr>
+      <w:r>
+        <w:rPr>
+          <w:rFonts w:ascii="Georgia" w:cs="Georgia" w:eastAsia="Georgia" w:hAnsi="Georgia"/>
+          <w:sz w:val="23"/>
+          <w:szCs w:val="23"/>
+        </w:rPr>
+        <w:t xml:space="preserve">No, and this is a common mistake. Pricing power is evidence a moat might exist, not proof of one. A company can show pricing power briefly because of a temporary shortage or a one-off product cycle. What separates a real moat from a lucky moment is whether the pricing power persists across multiple price increases and multiple years, and whether it is backed by something structural, like switching costs, a patent, or genuine brand loyalty.</w:t>
+      </w:r>
+    </w:p>
+    <w:p>
+      <w:pPr>
+        <w:spacing w:after="60" w:before="160"/>
+      </w:pPr>
+      <w:r>
+        <w:rPr>
+          <w:rFonts w:ascii="Georgia" w:cs="Georgia" w:eastAsia="Georgia" w:hAnsi="Georgia"/>
+          <w:b/>
+          <w:bCs/>
+          <w:sz w:val="23"/>
+          <w:szCs w:val="23"/>
+        </w:rPr>
+        <w:t xml:space="preserve">Can a company lose pricing power it once had?</w:t>
+      </w:r>
+    </w:p>
+    <w:p>
+      <w:pPr>
+        <w:spacing w:after="200"/>
+      </w:pPr>
+      <w:r>
+        <w:rPr>
+          <w:rFonts w:ascii="Georgia" w:cs="Georgia" w:eastAsia="Georgia" w:hAnsi="Georgia"/>
+          <w:sz w:val="23"/>
+          <w:szCs w:val="23"/>
+        </w:rPr>
+        <w:t xml:space="preserve">Yes. Regulation can cap what a utility or pharmaceutical company charges. A well-capitalized competitor can undercut a premium brand. A recession can push loyal customers toward cheaper alternatives once household budgets tighten. Pricing power is a current condition, not a permanent trait, which is why durability over time matters more than any single price increase.</w:t>
+      </w:r>
+    </w:p>
+    <w:p>
+      <w:pPr>
+        <w:pStyle w:val="Heading2"/>
+        <w:spacing w:after="140" w:before="260"/>
+      </w:pPr>
+      <w:r>
+        <w:rPr>
+          <w:rFonts w:ascii="Georgia" w:cs="Georgia" w:eastAsia="Georgia" w:hAnsi="Georgia"/>
+          <w:b/>
+          <w:bCs/>
+          <w:sz w:val="26"/>
+          <w:szCs w:val="26"/>
+        </w:rPr>
         <w:t xml:space="preserve">Sources</w:t>
       </w:r>
     </w:p>
@@ -319,14 +447,18 @@
         </w:numPr>
         <w:spacing w:after="100"/>
       </w:pPr>
-      <w:r>
-        <w:rPr>
-          <w:rFonts w:ascii="Georgia" w:cs="Georgia" w:eastAsia="Georgia" w:hAnsi="Georgia"/>
-          <w:sz w:val="23"/>
-          <w:szCs w:val="23"/>
-        </w:rPr>
-        <w:t xml:space="preserve">Strategy Shares Monopoly ETF official fund page (screening criteria, current holdings): strategysharesetfs.com/mply</w:t>
-      </w:r>
+      <w:hyperlink w:history="1" r:id="rIdqdtwdsl20d0kruh6nweva">
+        <w:r>
+          <w:rPr>
+            <w:rFonts w:ascii="Georgia" w:cs="Georgia" w:eastAsia="Georgia" w:hAnsi="Georgia"/>
+            <w:color w:val="1155CC"/>
+            <w:sz w:val="23"/>
+            <w:szCs w:val="23"/>
+            <w:u w:val="single"/>
+          </w:rPr>
+          <w:t xml:space="preserve">Strategy Shares Monopoly ETF official fund page (screening criteria, current holdings)</w:t>
+        </w:r>
+      </w:hyperlink>
     </w:p>
     <w:p>
       <w:pPr>
@@ -337,14 +469,18 @@
         </w:numPr>
         <w:spacing w:after="100"/>
       </w:pPr>
-      <w:r>
-        <w:rPr>
-          <w:rFonts w:ascii="Georgia" w:cs="Georgia" w:eastAsia="Georgia" w:hAnsi="Georgia"/>
-          <w:sz w:val="23"/>
-          <w:szCs w:val="23"/>
-        </w:rPr>
-        <w:t xml:space="preserve">stockanalysis.com/etf/mply (holdings weights, fetched 2026-09-23)</w:t>
-      </w:r>
+      <w:hyperlink w:history="1" r:id="rIdafqxczwpmv5f5lmhqt0yr">
+        <w:r>
+          <w:rPr>
+            <w:rFonts w:ascii="Georgia" w:cs="Georgia" w:eastAsia="Georgia" w:hAnsi="Georgia"/>
+            <w:color w:val="1155CC"/>
+            <w:sz w:val="23"/>
+            <w:szCs w:val="23"/>
+            <w:u w:val="single"/>
+          </w:rPr>
+          <w:t xml:space="preserve">stockanalysis.com/etf/mply (holdings weights, fetched 2026-09-23)</w:t>
+        </w:r>
+      </w:hyperlink>
     </w:p>
     <w:p>
       <w:pPr>

--- a/Articles/2026-09-28_Set_01/001_What_Is_Pricing_Power.docx
+++ b/Articles/2026-09-28_Set_01/001_What_Is_Pricing_Power.docx
@@ -273,7 +273,7 @@
         </w:rPr>
         <w:t xml:space="preserve">Readers who want to see how this criterion plays out across a full portfolio can review </w:t>
       </w:r>
-      <w:hyperlink w:history="1" r:id="rIdgl8sgnblrykebv4dsaiar">
+      <w:hyperlink w:history="1" r:id="rIdywihoq-ktvx_mxzkreocb">
         <w:r>
           <w:rPr>
             <w:rFonts w:ascii="Georgia" w:cs="Georgia" w:eastAsia="Georgia" w:hAnsi="Georgia"/>
@@ -447,7 +447,7 @@
         </w:numPr>
         <w:spacing w:after="100"/>
       </w:pPr>
-      <w:hyperlink w:history="1" r:id="rIdqdtwdsl20d0kruh6nweva">
+      <w:hyperlink w:history="1" r:id="rIdz2l7aup9p83j897bf5zs1">
         <w:r>
           <w:rPr>
             <w:rFonts w:ascii="Georgia" w:cs="Georgia" w:eastAsia="Georgia" w:hAnsi="Georgia"/>
@@ -469,7 +469,7 @@
         </w:numPr>
         <w:spacing w:after="100"/>
       </w:pPr>
-      <w:hyperlink w:history="1" r:id="rIdafqxczwpmv5f5lmhqt0yr">
+      <w:hyperlink w:history="1" r:id="rIdrjc9g24q4wblcncvaajxs">
         <w:r>
           <w:rPr>
             <w:rFonts w:ascii="Georgia" w:cs="Georgia" w:eastAsia="Georgia" w:hAnsi="Georgia"/>
